--- a/reports/实验四_赶作业_实验报告.docx
+++ b/reports/实验四_赶作业_实验报告.docx
@@ -1223,12 +1223,12 @@
         <w:pStyle w:val="3"/>
       </w:pPr>
       <w:r>
-        <w:t>八、截图粘贴说明</w:t>
-      </w:r>
-    </w:p>
-    <w:p>
-      <w:r>
-        <w:t>按照指导书要求，建议至少补充以下截图：</w:t>
+        <w:t>八、实验内容</w:t>
+      </w:r>
+    </w:p>
+    <w:p>
+      <w:r>
+        <w:t>按照指导书要求，本节建议补充以下实验内容截图：</w:t>
       </w:r>
     </w:p>
     <w:p>
@@ -1251,7 +1251,7 @@
         <w:jc w:val="center"/>
       </w:pPr>
       <w:r>
-        <w:t>【在此插入截图 1】</w:t>
+        <w:t>【在此插入实验内容截图 1】</w:t>
       </w:r>
     </w:p>
     <w:p>
@@ -1259,7 +1259,7 @@
         <w:jc w:val="center"/>
       </w:pPr>
       <w:r>
-        <w:t>【在此插入截图 2】</w:t>
+        <w:t>【在此插入实验内容截图 2】</w:t>
       </w:r>
     </w:p>
     <w:p>
@@ -1267,7 +1267,7 @@
         <w:jc w:val="center"/>
       </w:pPr>
       <w:r>
-        <w:t>【在此插入截图 3】</w:t>
+        <w:t>【在此插入实验内容截图 3】</w:t>
       </w:r>
     </w:p>
     <w:p>

--- a/reports/实验四_赶作业_实验报告.docx
+++ b/reports/实验四_赶作业_实验报告.docx
@@ -1228,22 +1228,7 @@
     </w:p>
     <w:p>
       <w:r>
-        <w:t>按照指导书要求，本节建议补充以下实验内容截图：</w:t>
-      </w:r>
-    </w:p>
-    <w:p>
-      <w:r>
-        <w:t>1. 截图 1：贪心排序和并查集安排逻辑的代码调试截图。</w:t>
-      </w:r>
-    </w:p>
-    <w:p>
-      <w:r>
-        <w:t>2. 截图 2：输入指导书三组样例后的运行结果截图。</w:t>
-      </w:r>
-    </w:p>
-    <w:p>
-      <w:r>
-        <w:t>3. 截图 3：程序输出最少扣分结果的截图。</w:t>
+        <w:t>本实验的核心代码截图与运行结果截图如下：</w:t>
       </w:r>
     </w:p>
     <w:p>
@@ -1251,7 +1236,7 @@
         <w:jc w:val="center"/>
       </w:pPr>
       <w:r>
-        <w:t>【在此插入实验内容截图 1】</w:t>
+        <w:t>图 4-1 程序开头与并查集定义</w:t>
       </w:r>
     </w:p>
     <w:p>
@@ -1259,7 +1244,38 @@
         <w:jc w:val="center"/>
       </w:pPr>
       <w:r>
-        <w:t>【在此插入实验内容截图 2】</w:t>
+        <w:drawing>
+          <wp:inline xmlns:a="http://schemas.openxmlformats.org/drawingml/2006/main" xmlns:pic="http://schemas.openxmlformats.org/drawingml/2006/picture">
+            <wp:extent cx="5669280" cy="3421117"/>
+            <wp:docPr id="8" name="Picture 8"/>
+            <wp:cNvGraphicFramePr>
+              <a:graphicFrameLocks noChangeAspect="1"/>
+            </wp:cNvGraphicFramePr>
+            <a:graphic>
+              <a:graphicData uri="http://schemas.openxmlformats.org/drawingml/2006/picture">
+                <pic:pic>
+                  <pic:nvPicPr>
+                    <pic:cNvPr id="0" name="截屏2026-04-07 09.09.20.png"/>
+                    <pic:cNvPicPr/>
+                  </pic:nvPicPr>
+                  <pic:blipFill>
+                    <a:blip r:embed="rId8"/>
+                    <a:stretch>
+                      <a:fillRect/>
+                    </a:stretch>
+                  </pic:blipFill>
+                  <pic:spPr>
+                    <a:xfrm>
+                      <a:off x="0" y="0"/>
+                      <a:ext cx="5669280" cy="3421117"/>
+                    </a:xfrm>
+                    <a:prstGeom prst="rect"/>
+                  </pic:spPr>
+                </pic:pic>
+              </a:graphicData>
+            </a:graphic>
+          </wp:inline>
+        </w:drawing>
       </w:r>
     </w:p>
     <w:p>
@@ -1267,7 +1283,187 @@
         <w:jc w:val="center"/>
       </w:pPr>
       <w:r>
-        <w:t>【在此插入实验内容截图 3】</w:t>
+        <w:t>图 4-2 输入处理与作业数据构造</w:t>
+      </w:r>
+    </w:p>
+    <w:p>
+      <w:pPr>
+        <w:jc w:val="center"/>
+      </w:pPr>
+      <w:r>
+        <w:drawing>
+          <wp:inline xmlns:a="http://schemas.openxmlformats.org/drawingml/2006/main" xmlns:pic="http://schemas.openxmlformats.org/drawingml/2006/picture">
+            <wp:extent cx="5669280" cy="3421117"/>
+            <wp:docPr id="9" name="Picture 9"/>
+            <wp:cNvGraphicFramePr>
+              <a:graphicFrameLocks noChangeAspect="1"/>
+            </wp:cNvGraphicFramePr>
+            <a:graphic>
+              <a:graphicData uri="http://schemas.openxmlformats.org/drawingml/2006/picture">
+                <pic:pic>
+                  <pic:nvPicPr>
+                    <pic:cNvPr id="0" name="截屏2026-04-07 09.09.27.png"/>
+                    <pic:cNvPicPr/>
+                  </pic:nvPicPr>
+                  <pic:blipFill>
+                    <a:blip r:embed="rId9"/>
+                    <a:stretch>
+                      <a:fillRect/>
+                    </a:stretch>
+                  </pic:blipFill>
+                  <pic:spPr>
+                    <a:xfrm>
+                      <a:off x="0" y="0"/>
+                      <a:ext cx="5669280" cy="3421117"/>
+                    </a:xfrm>
+                    <a:prstGeom prst="rect"/>
+                  </pic:spPr>
+                </pic:pic>
+              </a:graphicData>
+            </a:graphic>
+          </wp:inline>
+        </w:drawing>
+      </w:r>
+    </w:p>
+    <w:p>
+      <w:pPr>
+        <w:jc w:val="center"/>
+      </w:pPr>
+      <w:r>
+        <w:t>图 4-3 贪心排序与最晚可行安排逻辑</w:t>
+      </w:r>
+    </w:p>
+    <w:p>
+      <w:pPr>
+        <w:jc w:val="center"/>
+      </w:pPr>
+      <w:r>
+        <w:drawing>
+          <wp:inline xmlns:a="http://schemas.openxmlformats.org/drawingml/2006/main" xmlns:pic="http://schemas.openxmlformats.org/drawingml/2006/picture">
+            <wp:extent cx="5669280" cy="3421117"/>
+            <wp:docPr id="10" name="Picture 10"/>
+            <wp:cNvGraphicFramePr>
+              <a:graphicFrameLocks noChangeAspect="1"/>
+            </wp:cNvGraphicFramePr>
+            <a:graphic>
+              <a:graphicData uri="http://schemas.openxmlformats.org/drawingml/2006/picture">
+                <pic:pic>
+                  <pic:nvPicPr>
+                    <pic:cNvPr id="0" name="截屏2026-04-07 09.09.30.png"/>
+                    <pic:cNvPicPr/>
+                  </pic:nvPicPr>
+                  <pic:blipFill>
+                    <a:blip r:embed="rId10"/>
+                    <a:stretch>
+                      <a:fillRect/>
+                    </a:stretch>
+                  </pic:blipFill>
+                  <pic:spPr>
+                    <a:xfrm>
+                      <a:off x="0" y="0"/>
+                      <a:ext cx="5669280" cy="3421117"/>
+                    </a:xfrm>
+                    <a:prstGeom prst="rect"/>
+                  </pic:spPr>
+                </pic:pic>
+              </a:graphicData>
+            </a:graphic>
+          </wp:inline>
+        </w:drawing>
+      </w:r>
+    </w:p>
+    <w:p>
+      <w:pPr>
+        <w:jc w:val="center"/>
+      </w:pPr>
+      <w:r>
+        <w:t>图 4-4 实验四测试用例</w:t>
+      </w:r>
+    </w:p>
+    <w:p>
+      <w:pPr>
+        <w:jc w:val="center"/>
+      </w:pPr>
+      <w:r>
+        <w:drawing>
+          <wp:inline xmlns:a="http://schemas.openxmlformats.org/drawingml/2006/main" xmlns:pic="http://schemas.openxmlformats.org/drawingml/2006/picture">
+            <wp:extent cx="5669280" cy="3421117"/>
+            <wp:docPr id="11" name="Picture 11"/>
+            <wp:cNvGraphicFramePr>
+              <a:graphicFrameLocks noChangeAspect="1"/>
+            </wp:cNvGraphicFramePr>
+            <a:graphic>
+              <a:graphicData uri="http://schemas.openxmlformats.org/drawingml/2006/picture">
+                <pic:pic>
+                  <pic:nvPicPr>
+                    <pic:cNvPr id="0" name="截屏2026-04-07 09.09.36.png"/>
+                    <pic:cNvPicPr/>
+                  </pic:nvPicPr>
+                  <pic:blipFill>
+                    <a:blip r:embed="rId11"/>
+                    <a:stretch>
+                      <a:fillRect/>
+                    </a:stretch>
+                  </pic:blipFill>
+                  <pic:spPr>
+                    <a:xfrm>
+                      <a:off x="0" y="0"/>
+                      <a:ext cx="5669280" cy="3421117"/>
+                    </a:xfrm>
+                    <a:prstGeom prst="rect"/>
+                  </pic:spPr>
+                </pic:pic>
+              </a:graphicData>
+            </a:graphic>
+          </wp:inline>
+        </w:drawing>
+      </w:r>
+    </w:p>
+    <w:p>
+      <w:pPr>
+        <w:jc w:val="center"/>
+      </w:pPr>
+      <w:r>
+        <w:t>图 4-5 实验四编译与运行结果</w:t>
+      </w:r>
+    </w:p>
+    <w:p>
+      <w:pPr>
+        <w:jc w:val="center"/>
+      </w:pPr>
+      <w:r>
+        <w:drawing>
+          <wp:inline xmlns:a="http://schemas.openxmlformats.org/drawingml/2006/main" xmlns:pic="http://schemas.openxmlformats.org/drawingml/2006/picture">
+            <wp:extent cx="5669280" cy="3563714"/>
+            <wp:docPr id="12" name="Picture 12"/>
+            <wp:cNvGraphicFramePr>
+              <a:graphicFrameLocks noChangeAspect="1"/>
+            </wp:cNvGraphicFramePr>
+            <a:graphic>
+              <a:graphicData uri="http://schemas.openxmlformats.org/drawingml/2006/picture">
+                <pic:pic>
+                  <pic:nvPicPr>
+                    <pic:cNvPr id="0" name="截屏2026-04-07 09.10.17.png"/>
+                    <pic:cNvPicPr/>
+                  </pic:nvPicPr>
+                  <pic:blipFill>
+                    <a:blip r:embed="rId12"/>
+                    <a:stretch>
+                      <a:fillRect/>
+                    </a:stretch>
+                  </pic:blipFill>
+                  <pic:spPr>
+                    <a:xfrm>
+                      <a:off x="0" y="0"/>
+                      <a:ext cx="5669280" cy="3563714"/>
+                    </a:xfrm>
+                    <a:prstGeom prst="rect"/>
+                  </pic:spPr>
+                </pic:pic>
+              </a:graphicData>
+            </a:graphic>
+          </wp:inline>
+        </w:drawing>
       </w:r>
     </w:p>
     <w:p>

--- a/reports/实验四_赶作业_实验报告.docx
+++ b/reports/实验四_赶作业_实验报告.docx
@@ -127,14 +127,6 @@
         <w:gridCol w:w="3092"/>
       </w:tblGrid>
       <w:tr>
-        <w:tblPrEx>
-          <w:tblCellMar>
-            <w:top w:w="0" w:type="dxa"/>
-            <w:left w:w="108" w:type="dxa"/>
-            <w:bottom w:w="0" w:type="dxa"/>
-            <w:right w:w="108" w:type="dxa"/>
-          </w:tblCellMar>
-        </w:tblPrEx>
         <w:tc>
           <w:tcPr>
             <w:tcW w:w="1868" w:type="dxa"/>
@@ -188,14 +180,6 @@
         </w:tc>
       </w:tr>
       <w:tr>
-        <w:tblPrEx>
-          <w:tblCellMar>
-            <w:top w:w="0" w:type="dxa"/>
-            <w:left w:w="108" w:type="dxa"/>
-            <w:bottom w:w="0" w:type="dxa"/>
-            <w:right w:w="108" w:type="dxa"/>
-          </w:tblCellMar>
-        </w:tblPrEx>
         <w:tc>
           <w:tcPr>
             <w:tcW w:w="1868" w:type="dxa"/>
@@ -249,14 +233,6 @@
         </w:tc>
       </w:tr>
       <w:tr>
-        <w:tblPrEx>
-          <w:tblCellMar>
-            <w:top w:w="0" w:type="dxa"/>
-            <w:left w:w="108" w:type="dxa"/>
-            <w:bottom w:w="0" w:type="dxa"/>
-            <w:right w:w="108" w:type="dxa"/>
-          </w:tblCellMar>
-        </w:tblPrEx>
         <w:tc>
           <w:tcPr>
             <w:tcW w:w="1868" w:type="dxa"/>
@@ -337,14 +313,6 @@
         </w:tc>
       </w:tr>
       <w:tr>
-        <w:tblPrEx>
-          <w:tblCellMar>
-            <w:top w:w="0" w:type="dxa"/>
-            <w:left w:w="108" w:type="dxa"/>
-            <w:bottom w:w="0" w:type="dxa"/>
-            <w:right w:w="108" w:type="dxa"/>
-          </w:tblCellMar>
-        </w:tblPrEx>
         <w:tc>
           <w:tcPr>
             <w:tcW w:w="1868" w:type="dxa"/>
@@ -418,14 +386,6 @@
         </w:tc>
       </w:tr>
       <w:tr>
-        <w:tblPrEx>
-          <w:tblCellMar>
-            <w:top w:w="0" w:type="dxa"/>
-            <w:left w:w="108" w:type="dxa"/>
-            <w:bottom w:w="0" w:type="dxa"/>
-            <w:right w:w="108" w:type="dxa"/>
-          </w:tblCellMar>
-        </w:tblPrEx>
         <w:tc>
           <w:tcPr>
             <w:tcW w:w="1868" w:type="dxa"/>
@@ -458,21 +418,27 @@
             <w:vAlign w:val="center"/>
           </w:tcPr>
           <w:p>
+            <w:pPr>
+              <w:rPr>
+                <w:rFonts w:hint="default" w:ascii="Times New Roman" w:hAnsi="Times New Roman" w:cs="Times New Roman" w:eastAsiaTheme="minorEastAsia"/>
+                <w:sz w:val="30"/>
+                <w:szCs w:val="30"/>
+                <w:lang w:val="en-US" w:eastAsia="zh-CN"/>
+              </w:rPr>
+            </w:pPr>
             <w:r>
-              <w:t>待填写</w:t>
+              <w:rPr>
+                <w:rFonts w:hint="eastAsia" w:ascii="Times New Roman" w:hAnsi="Times New Roman" w:cs="Times New Roman"/>
+                <w:sz w:val="30"/>
+                <w:szCs w:val="30"/>
+                <w:lang w:val="en-US" w:eastAsia="zh-CN"/>
+              </w:rPr>
+              <w:t>2315302125</w:t>
             </w:r>
           </w:p>
         </w:tc>
       </w:tr>
       <w:tr>
-        <w:tblPrEx>
-          <w:tblCellMar>
-            <w:top w:w="0" w:type="dxa"/>
-            <w:left w:w="108" w:type="dxa"/>
-            <w:bottom w:w="0" w:type="dxa"/>
-            <w:right w:w="108" w:type="dxa"/>
-          </w:tblCellMar>
-        </w:tblPrEx>
         <w:tc>
           <w:tcPr>
             <w:tcW w:w="1868" w:type="dxa"/>
@@ -505,21 +471,27 @@
             <w:vAlign w:val="center"/>
           </w:tcPr>
           <w:p>
+            <w:pPr>
+              <w:rPr>
+                <w:rFonts w:hint="eastAsia" w:eastAsiaTheme="minorEastAsia"/>
+                <w:sz w:val="30"/>
+                <w:szCs w:val="30"/>
+                <w:lang w:val="en-US" w:eastAsia="zh-CN"/>
+              </w:rPr>
+            </w:pPr>
             <w:r>
-              <w:t>待填写</w:t>
+              <w:rPr>
+                <w:rFonts w:hint="eastAsia"/>
+                <w:sz w:val="30"/>
+                <w:szCs w:val="30"/>
+                <w:lang w:val="en-US" w:eastAsia="zh-CN"/>
+              </w:rPr>
+              <w:t>崔子霖</w:t>
             </w:r>
           </w:p>
         </w:tc>
       </w:tr>
       <w:tr>
-        <w:tblPrEx>
-          <w:tblCellMar>
-            <w:top w:w="0" w:type="dxa"/>
-            <w:left w:w="108" w:type="dxa"/>
-            <w:bottom w:w="0" w:type="dxa"/>
-            <w:right w:w="108" w:type="dxa"/>
-          </w:tblCellMar>
-        </w:tblPrEx>
         <w:tc>
           <w:tcPr>
             <w:tcW w:w="1868" w:type="dxa"/>
@@ -573,14 +545,6 @@
         </w:tc>
       </w:tr>
       <w:tr>
-        <w:tblPrEx>
-          <w:tblCellMar>
-            <w:top w:w="0" w:type="dxa"/>
-            <w:left w:w="108" w:type="dxa"/>
-            <w:bottom w:w="0" w:type="dxa"/>
-            <w:right w:w="108" w:type="dxa"/>
-          </w:tblCellMar>
-        </w:tblPrEx>
         <w:tc>
           <w:tcPr>
             <w:tcW w:w="1868" w:type="dxa"/>
@@ -684,51 +648,24 @@
         </w:rPr>
         <w:t>2026年 4 月</w:t>
       </w:r>
-      <w:bookmarkStart w:id="0" w:name="_GoBack"/>
-      <w:bookmarkEnd w:id="0"/>
-      <w:r>
-        <w:rPr>
-          <w:rFonts w:hint="eastAsia" w:ascii="黑体" w:hAnsi="宋体" w:eastAsia="黑体"/>
-          <w:bCs/>
-          <w:kern w:val="44"/>
-          <w:sz w:val="44"/>
-          <w:szCs w:val="44"/>
-        </w:rPr>
-      </w:r>
-      <w:r>
-        <w:rPr>
-          <w:rFonts w:hint="eastAsia" w:ascii="黑体" w:hAnsi="宋体" w:eastAsia="黑体"/>
-          <w:bCs/>
-          <w:kern w:val="44"/>
+    </w:p>
+    <w:p>
+      <w:pPr>
+        <w:pStyle w:val="3"/>
+        <w:bidi w:val="0"/>
+        <w:jc w:val="center"/>
+        <w:rPr>
+          <w:rFonts w:hint="eastAsia"/>
           <w:sz w:val="44"/>
           <w:szCs w:val="44"/>
           <w:lang w:val="en-US" w:eastAsia="zh-CN"/>
         </w:rPr>
-      </w:r>
-      <w:r>
-        <w:rPr>
-          <w:rFonts w:hint="eastAsia" w:ascii="黑体" w:hAnsi="宋体" w:eastAsia="黑体"/>
-          <w:bCs/>
-          <w:kern w:val="44"/>
+      </w:pPr>
+      <w:r>
+        <w:rPr>
+          <w:rFonts w:hint="eastAsia"/>
           <w:sz w:val="44"/>
           <w:szCs w:val="44"/>
-        </w:rPr>
-      </w:r>
-      <w:r/>
-    </w:p>
-    <w:p>
-      <w:pPr>
-        <w:pStyle w:val="3"/>
-        <w:bidi w:val="0"/>
-        <w:jc w:val="center"/>
-        <w:rPr>
-          <w:rFonts w:hint="eastAsia"/>
-          <w:lang w:val="en-US" w:eastAsia="zh-CN"/>
-        </w:rPr>
-      </w:pPr>
-      <w:r>
-        <w:rPr>
-          <w:rFonts w:hint="eastAsia"/>
           <w:lang w:val="en-US" w:eastAsia="zh-CN"/>
         </w:rPr>
         <w:t>实验四 赶作业</w:t>
@@ -750,20 +687,20 @@
         <w:adjustRightInd/>
         <w:snapToGrid/>
         <w:spacing w:line="360" w:lineRule="auto"/>
-        <w:ind w:firstLine="480" w:firstLineChars="200"/>
+        <w:ind w:firstLine="420" w:firstLineChars="200"/>
         <w:textAlignment w:val="auto"/>
         <w:rPr>
-          <w:rFonts w:hint="eastAsia"/>
-          <w:sz w:val="24"/>
-          <w:szCs w:val="24"/>
+          <w:rFonts w:hint="eastAsia" w:ascii="宋体" w:hAnsi="宋体" w:eastAsia="宋体" w:cs="宋体"/>
+          <w:sz w:val="21"/>
+          <w:szCs w:val="21"/>
           <w:lang w:val="en-US" w:eastAsia="zh-CN"/>
         </w:rPr>
       </w:pPr>
       <w:r>
         <w:rPr>
-          <w:rFonts w:hint="eastAsia"/>
-          <w:sz w:val="24"/>
-          <w:szCs w:val="24"/>
+          <w:rFonts w:hint="eastAsia" w:ascii="宋体" w:hAnsi="宋体" w:eastAsia="宋体" w:cs="宋体"/>
+          <w:sz w:val="21"/>
+          <w:szCs w:val="21"/>
           <w:lang w:val="en-US" w:eastAsia="zh-CN"/>
         </w:rPr>
         <w:t>A有n份作业要做，每份作业有一个最后期限，如果在最后期限后交作业老师就会扣分，现在假设完成每份作业都需要一天。A想安排做作业得顺序，把扣分降到最低，请帮助他实现。</w:t>
@@ -785,20 +722,20 @@
         <w:adjustRightInd/>
         <w:snapToGrid/>
         <w:spacing w:line="360" w:lineRule="auto"/>
-        <w:ind w:firstLine="480" w:firstLineChars="200"/>
+        <w:ind w:firstLine="420" w:firstLineChars="200"/>
         <w:textAlignment w:val="auto"/>
         <w:rPr>
-          <w:rFonts w:hint="eastAsia"/>
-          <w:sz w:val="24"/>
-          <w:szCs w:val="24"/>
+          <w:rFonts w:hint="eastAsia" w:ascii="宋体" w:hAnsi="宋体" w:eastAsia="宋体" w:cs="宋体"/>
+          <w:sz w:val="21"/>
+          <w:szCs w:val="21"/>
           <w:lang w:val="en-US" w:eastAsia="zh-CN"/>
         </w:rPr>
       </w:pPr>
       <w:r>
         <w:rPr>
-          <w:rFonts w:hint="eastAsia"/>
-          <w:sz w:val="24"/>
-          <w:szCs w:val="24"/>
+          <w:rFonts w:hint="eastAsia" w:ascii="宋体" w:hAnsi="宋体" w:eastAsia="宋体" w:cs="宋体"/>
+          <w:sz w:val="21"/>
+          <w:szCs w:val="21"/>
           <w:lang w:val="en-US" w:eastAsia="zh-CN"/>
         </w:rPr>
         <w:t>要求：</w:t>
@@ -824,20 +761,20 @@
         <w:adjustRightInd/>
         <w:snapToGrid/>
         <w:spacing w:line="360" w:lineRule="auto"/>
-        <w:ind w:firstLine="480" w:firstLineChars="200"/>
+        <w:ind w:firstLine="420" w:firstLineChars="200"/>
         <w:textAlignment w:val="auto"/>
         <w:rPr>
-          <w:rFonts w:hint="eastAsia"/>
-          <w:sz w:val="24"/>
-          <w:szCs w:val="24"/>
+          <w:rFonts w:hint="eastAsia" w:ascii="宋体" w:hAnsi="宋体" w:eastAsia="宋体" w:cs="宋体"/>
+          <w:sz w:val="21"/>
+          <w:szCs w:val="21"/>
           <w:lang w:val="en-US" w:eastAsia="zh-CN"/>
         </w:rPr>
       </w:pPr>
       <w:r>
         <w:rPr>
-          <w:rFonts w:hint="eastAsia"/>
-          <w:sz w:val="24"/>
-          <w:szCs w:val="24"/>
+          <w:rFonts w:hint="eastAsia" w:ascii="宋体" w:hAnsi="宋体" w:eastAsia="宋体" w:cs="宋体"/>
+          <w:sz w:val="21"/>
+          <w:szCs w:val="21"/>
           <w:lang w:val="en-US" w:eastAsia="zh-CN"/>
         </w:rPr>
         <w:t>使用C++程序设计语言完成题目。</w:t>
@@ -863,20 +800,20 @@
         <w:adjustRightInd/>
         <w:snapToGrid/>
         <w:spacing w:line="360" w:lineRule="auto"/>
-        <w:ind w:firstLine="480" w:firstLineChars="200"/>
+        <w:ind w:firstLine="420" w:firstLineChars="200"/>
         <w:textAlignment w:val="auto"/>
         <w:rPr>
-          <w:rFonts w:hint="eastAsia"/>
-          <w:sz w:val="24"/>
-          <w:szCs w:val="24"/>
+          <w:rFonts w:hint="eastAsia" w:ascii="宋体" w:hAnsi="宋体" w:eastAsia="宋体" w:cs="宋体"/>
+          <w:sz w:val="21"/>
+          <w:szCs w:val="21"/>
           <w:lang w:val="en-US" w:eastAsia="zh-CN"/>
         </w:rPr>
       </w:pPr>
       <w:r>
         <w:rPr>
-          <w:rFonts w:hint="eastAsia"/>
-          <w:sz w:val="24"/>
-          <w:szCs w:val="24"/>
+          <w:rFonts w:hint="eastAsia" w:ascii="宋体" w:hAnsi="宋体" w:eastAsia="宋体" w:cs="宋体"/>
+          <w:sz w:val="21"/>
+          <w:szCs w:val="21"/>
           <w:lang w:val="en-US" w:eastAsia="zh-CN"/>
         </w:rPr>
         <w:t>编写完程序后，回答如下问题：</w:t>
@@ -904,21 +841,23 @@
         <w:spacing w:line="360" w:lineRule="auto"/>
         <w:textAlignment w:val="auto"/>
         <w:rPr>
-          <w:rFonts w:hint="default"/>
-          <w:sz w:val="24"/>
-          <w:szCs w:val="24"/>
+          <w:rFonts w:hint="eastAsia" w:ascii="宋体" w:hAnsi="宋体" w:eastAsia="宋体" w:cs="宋体"/>
+          <w:sz w:val="21"/>
+          <w:szCs w:val="21"/>
           <w:lang w:val="en-US" w:eastAsia="zh-CN"/>
         </w:rPr>
       </w:pPr>
       <w:r>
         <w:rPr>
-          <w:rFonts w:hint="eastAsia"/>
-          <w:sz w:val="24"/>
-          <w:szCs w:val="24"/>
+          <w:rFonts w:hint="eastAsia" w:ascii="宋体" w:hAnsi="宋体" w:eastAsia="宋体" w:cs="宋体"/>
+          <w:sz w:val="21"/>
+          <w:szCs w:val="21"/>
           <w:lang w:val="en-US" w:eastAsia="zh-CN"/>
         </w:rPr>
         <w:t xml:space="preserve">      （1）通过本实验学习掌握求解调度问题。</w:t>
       </w:r>
+      <w:bookmarkStart w:id="0" w:name="_GoBack"/>
+      <w:bookmarkEnd w:id="0"/>
     </w:p>
     <w:p>
       <w:pPr>
@@ -940,20 +879,20 @@
         <w:adjustRightInd/>
         <w:snapToGrid/>
         <w:spacing w:line="360" w:lineRule="auto"/>
-        <w:ind w:firstLine="720" w:firstLineChars="300"/>
+        <w:ind w:firstLine="630" w:firstLineChars="300"/>
         <w:textAlignment w:val="auto"/>
         <w:rPr>
-          <w:rFonts w:hint="eastAsia"/>
-          <w:sz w:val="24"/>
-          <w:szCs w:val="24"/>
+          <w:rFonts w:hint="eastAsia" w:ascii="宋体" w:hAnsi="宋体" w:eastAsia="宋体" w:cs="宋体"/>
+          <w:sz w:val="21"/>
+          <w:szCs w:val="21"/>
           <w:lang w:val="en-US" w:eastAsia="zh-CN"/>
         </w:rPr>
       </w:pPr>
       <w:r>
         <w:rPr>
-          <w:rFonts w:hint="eastAsia"/>
-          <w:sz w:val="24"/>
-          <w:szCs w:val="24"/>
+          <w:rFonts w:hint="eastAsia" w:ascii="宋体" w:hAnsi="宋体" w:eastAsia="宋体" w:cs="宋体"/>
+          <w:sz w:val="21"/>
+          <w:szCs w:val="21"/>
           <w:lang w:val="en-US" w:eastAsia="zh-CN"/>
         </w:rPr>
         <w:t>（2）结合本章学习，贪心算法的一般求解过程及算法框架。</w:t>
@@ -981,9 +920,9 @@
         <w:spacing w:line="360" w:lineRule="auto"/>
         <w:textAlignment w:val="auto"/>
         <w:rPr>
-          <w:rFonts w:hint="eastAsia"/>
-          <w:sz w:val="24"/>
-          <w:szCs w:val="24"/>
+          <w:rFonts w:hint="eastAsia" w:ascii="宋体" w:hAnsi="宋体" w:eastAsia="宋体" w:cs="宋体"/>
+          <w:sz w:val="21"/>
+          <w:szCs w:val="21"/>
           <w:lang w:val="en-US" w:eastAsia="zh-CN"/>
         </w:rPr>
       </w:pPr>
@@ -1008,20 +947,20 @@
         <w:adjustRightInd/>
         <w:snapToGrid/>
         <w:spacing w:line="360" w:lineRule="auto"/>
-        <w:ind w:firstLine="480" w:firstLineChars="200"/>
+        <w:ind w:firstLine="420" w:firstLineChars="200"/>
         <w:textAlignment w:val="auto"/>
         <w:rPr>
-          <w:rFonts w:hint="default"/>
-          <w:sz w:val="24"/>
-          <w:szCs w:val="24"/>
+          <w:rFonts w:hint="eastAsia" w:ascii="宋体" w:hAnsi="宋体" w:eastAsia="宋体" w:cs="宋体"/>
+          <w:sz w:val="21"/>
+          <w:szCs w:val="21"/>
           <w:lang w:val="en-US" w:eastAsia="zh-CN"/>
         </w:rPr>
       </w:pPr>
       <w:r>
         <w:rPr>
-          <w:rFonts w:hint="eastAsia"/>
-          <w:sz w:val="24"/>
-          <w:szCs w:val="24"/>
+          <w:rFonts w:hint="eastAsia" w:ascii="宋体" w:hAnsi="宋体" w:eastAsia="宋体" w:cs="宋体"/>
+          <w:sz w:val="21"/>
+          <w:szCs w:val="21"/>
           <w:lang w:val="en-US" w:eastAsia="zh-CN"/>
         </w:rPr>
         <w:t>3、实验报告要求：直接在本文档中续写，要求粘贴代码调试截图和运行结果截图，回答相应问题。</w:t>
@@ -1043,220 +982,696 @@
         <w:adjustRightInd/>
         <w:snapToGrid/>
         <w:spacing w:line="360" w:lineRule="auto"/>
-        <w:ind w:firstLine="480" w:firstLineChars="200"/>
+        <w:ind w:firstLine="420" w:firstLineChars="200"/>
         <w:textAlignment w:val="auto"/>
         <w:rPr>
-          <w:rFonts w:hint="default"/>
-          <w:sz w:val="24"/>
-          <w:szCs w:val="24"/>
+          <w:rFonts w:hint="eastAsia" w:ascii="宋体" w:hAnsi="宋体" w:eastAsia="宋体" w:cs="宋体"/>
+          <w:sz w:val="21"/>
+          <w:szCs w:val="21"/>
           <w:lang w:val="en-US" w:eastAsia="zh-CN"/>
         </w:rPr>
       </w:pPr>
-      <w:r>
-        <w:rPr>
-          <w:rFonts w:hint="eastAsia"/>
-          <w:sz w:val="24"/>
-          <w:szCs w:val="24"/>
-          <w:lang w:val="en-US" w:eastAsia="zh-CN"/>
-        </w:rPr>
-      </w:r>
     </w:p>
     <w:p>
       <w:pPr>
         <w:pStyle w:val="3"/>
-      </w:pPr>
-      <w:r>
+        <w:spacing w:line="360" w:lineRule="auto"/>
+        <w:rPr>
+          <w:rFonts w:hint="eastAsia" w:ascii="宋体" w:hAnsi="宋体" w:eastAsia="宋体" w:cs="宋体"/>
+        </w:rPr>
+      </w:pPr>
+      <w:r>
+        <w:rPr>
+          <w:rFonts w:hint="eastAsia" w:ascii="宋体" w:hAnsi="宋体" w:eastAsia="宋体" w:cs="宋体"/>
+        </w:rPr>
         <w:t>四、实验设计与实现</w:t>
       </w:r>
     </w:p>
     <w:p>
-      <w:r>
+      <w:pPr>
+        <w:spacing w:line="360" w:lineRule="auto"/>
+        <w:rPr>
+          <w:rFonts w:hint="eastAsia" w:ascii="宋体" w:hAnsi="宋体" w:eastAsia="宋体" w:cs="宋体"/>
+        </w:rPr>
+      </w:pPr>
+      <w:r>
+        <w:rPr>
+          <w:rFonts w:hint="eastAsia" w:ascii="宋体" w:hAnsi="宋体" w:eastAsia="宋体" w:cs="宋体"/>
+        </w:rPr>
         <w:t>1. 算法策略：贪心法。</w:t>
       </w:r>
     </w:p>
     <w:p>
-      <w:r>
+      <w:pPr>
+        <w:spacing w:line="360" w:lineRule="auto"/>
+        <w:rPr>
+          <w:rFonts w:hint="eastAsia" w:ascii="宋体" w:hAnsi="宋体" w:eastAsia="宋体" w:cs="宋体"/>
+        </w:rPr>
+      </w:pPr>
+      <w:r>
+        <w:rPr>
+          <w:rFonts w:hint="eastAsia" w:ascii="宋体" w:hAnsi="宋体" w:eastAsia="宋体" w:cs="宋体"/>
+        </w:rPr>
         <w:t>2. 主要思想：程序优先考虑“不完成代价最大”的作业。具体做法是先按扣分值从大到小排序，然后将每份作业安排到不晚于其截止日期的最靠后空闲时间；如果找不到这样的时间槽，就说明这份作业不可避免地会被拖期，其扣分计入总罚分。为了快速找到最近空闲时间，程序使用并查集维护可用时间槽。</w:t>
       </w:r>
     </w:p>
     <w:p>
-      <w:r>
+      <w:pPr>
+        <w:spacing w:line="360" w:lineRule="auto"/>
+        <w:rPr>
+          <w:rFonts w:hint="eastAsia" w:ascii="宋体" w:hAnsi="宋体" w:eastAsia="宋体" w:cs="宋体"/>
+        </w:rPr>
+      </w:pPr>
+      <w:r>
+        <w:rPr>
+          <w:rFonts w:hint="eastAsia" w:ascii="宋体" w:hAnsi="宋体" w:eastAsia="宋体" w:cs="宋体"/>
+        </w:rPr>
         <w:t>3. 算法框架：</w:t>
       </w:r>
     </w:p>
     <w:p>
-      <w:r>
+      <w:pPr>
+        <w:spacing w:line="360" w:lineRule="auto"/>
+        <w:rPr>
+          <w:rFonts w:hint="eastAsia" w:ascii="宋体" w:hAnsi="宋体" w:eastAsia="宋体" w:cs="宋体"/>
+        </w:rPr>
+      </w:pPr>
+      <w:r>
+        <w:rPr>
+          <w:rFonts w:hint="eastAsia" w:ascii="宋体" w:hAnsi="宋体" w:eastAsia="宋体" w:cs="宋体"/>
+        </w:rPr>
         <w:t>1. 计算每份作业的截止日期和扣分值，并按扣分从大到小排序。</w:t>
       </w:r>
     </w:p>
     <w:p>
-      <w:r>
+      <w:pPr>
+        <w:spacing w:line="360" w:lineRule="auto"/>
+        <w:rPr>
+          <w:rFonts w:hint="eastAsia" w:ascii="宋体" w:hAnsi="宋体" w:eastAsia="宋体" w:cs="宋体"/>
+        </w:rPr>
+      </w:pPr>
+      <w:r>
+        <w:rPr>
+          <w:rFonts w:hint="eastAsia" w:ascii="宋体" w:hAnsi="宋体" w:eastAsia="宋体" w:cs="宋体"/>
+        </w:rPr>
         <w:t>2. 依次处理排序后的作业，优先保证高扣分作业按时完成。</w:t>
       </w:r>
     </w:p>
     <w:p>
-      <w:r>
+      <w:pPr>
+        <w:spacing w:line="360" w:lineRule="auto"/>
+        <w:rPr>
+          <w:rFonts w:hint="eastAsia" w:ascii="宋体" w:hAnsi="宋体" w:eastAsia="宋体" w:cs="宋体"/>
+        </w:rPr>
+      </w:pPr>
+      <w:r>
+        <w:rPr>
+          <w:rFonts w:hint="eastAsia" w:ascii="宋体" w:hAnsi="宋体" w:eastAsia="宋体" w:cs="宋体"/>
+        </w:rPr>
         <w:t>3. 为当前作业寻找一个不晚于其截止日期的最靠后空闲时间槽。</w:t>
       </w:r>
     </w:p>
     <w:p>
-      <w:r>
+      <w:pPr>
+        <w:spacing w:line="360" w:lineRule="auto"/>
+        <w:rPr>
+          <w:rFonts w:hint="eastAsia" w:ascii="宋体" w:hAnsi="宋体" w:eastAsia="宋体" w:cs="宋体"/>
+        </w:rPr>
+      </w:pPr>
+      <w:r>
+        <w:rPr>
+          <w:rFonts w:hint="eastAsia" w:ascii="宋体" w:hAnsi="宋体" w:eastAsia="宋体" w:cs="宋体"/>
+        </w:rPr>
         <w:t>4. 若找到可用时间槽，则安排该作业并更新空闲时间集合。</w:t>
       </w:r>
     </w:p>
     <w:p>
-      <w:r>
+      <w:pPr>
+        <w:spacing w:line="360" w:lineRule="auto"/>
+        <w:rPr>
+          <w:rFonts w:hint="eastAsia" w:ascii="宋体" w:hAnsi="宋体" w:eastAsia="宋体" w:cs="宋体"/>
+        </w:rPr>
+      </w:pPr>
+      <w:r>
+        <w:rPr>
+          <w:rFonts w:hint="eastAsia" w:ascii="宋体" w:hAnsi="宋体" w:eastAsia="宋体" w:cs="宋体"/>
+        </w:rPr>
         <w:t>5. 若找不到可用时间槽，则将该作业的扣分加入总扣分。</w:t>
       </w:r>
     </w:p>
     <w:p>
-      <w:r>
+      <w:pPr>
+        <w:spacing w:line="360" w:lineRule="auto"/>
+        <w:rPr>
+          <w:rFonts w:hint="eastAsia" w:ascii="宋体" w:hAnsi="宋体" w:eastAsia="宋体" w:cs="宋体"/>
+        </w:rPr>
+      </w:pPr>
+      <w:r>
+        <w:rPr>
+          <w:rFonts w:hint="eastAsia" w:ascii="宋体" w:hAnsi="宋体" w:eastAsia="宋体" w:cs="宋体"/>
+        </w:rPr>
         <w:t>6. 全部作业处理完成后，得到最少扣分值。</w:t>
       </w:r>
     </w:p>
     <w:p>
-      <w:r>
+      <w:pPr>
+        <w:spacing w:line="360" w:lineRule="auto"/>
+        <w:rPr>
+          <w:rFonts w:hint="eastAsia" w:ascii="宋体" w:hAnsi="宋体" w:eastAsia="宋体" w:cs="宋体"/>
+        </w:rPr>
+      </w:pPr>
+      <w:r>
+        <w:rPr>
+          <w:rFonts w:hint="eastAsia" w:ascii="宋体" w:hAnsi="宋体" w:eastAsia="宋体" w:cs="宋体"/>
+        </w:rPr>
         <w:t>4. 时间复杂度分析：排序需要 O(n log n) 时间；之后每份作业通过并查集查找和合并可用时间槽，均摊复杂度近似为常数，因此总时间复杂度为 O(n log n)。</w:t>
       </w:r>
     </w:p>
     <w:p>
       <w:pPr>
         <w:pStyle w:val="3"/>
-      </w:pPr>
-      <w:r>
+        <w:spacing w:line="360" w:lineRule="auto"/>
+        <w:rPr>
+          <w:rFonts w:hint="eastAsia" w:ascii="宋体" w:hAnsi="宋体" w:eastAsia="宋体" w:cs="宋体"/>
+        </w:rPr>
+      </w:pPr>
+      <w:r>
+        <w:rPr>
+          <w:rFonts w:hint="eastAsia" w:ascii="宋体" w:hAnsi="宋体" w:eastAsia="宋体" w:cs="宋体"/>
+        </w:rPr>
         <w:t>五、程序实现说明</w:t>
       </w:r>
     </w:p>
     <w:p>
-      <w:r>
+      <w:pPr>
+        <w:spacing w:line="360" w:lineRule="auto"/>
+        <w:rPr>
+          <w:rFonts w:hint="eastAsia" w:ascii="宋体" w:hAnsi="宋体" w:eastAsia="宋体" w:cs="宋体"/>
+        </w:rPr>
+      </w:pPr>
+      <w:r>
+        <w:rPr>
+          <w:rFonts w:hint="eastAsia" w:ascii="宋体" w:hAnsi="宋体" w:eastAsia="宋体" w:cs="宋体"/>
+        </w:rPr>
         <w:t>核心程序位于 exp4_homework_scheduling/src/main.cpp。代码定义了作业结构体 Job，并用 DisjointSet 维护当前仍可使用的时间槽，实现“最晚可行安排”。</w:t>
       </w:r>
     </w:p>
     <w:p>
       <w:pPr>
         <w:pStyle w:val="3"/>
-      </w:pPr>
-      <w:r>
+        <w:spacing w:line="360" w:lineRule="auto"/>
+        <w:rPr>
+          <w:rFonts w:hint="eastAsia" w:ascii="宋体" w:hAnsi="宋体" w:eastAsia="宋体" w:cs="宋体"/>
+        </w:rPr>
+      </w:pPr>
+      <w:r>
+        <w:rPr>
+          <w:rFonts w:hint="eastAsia" w:ascii="宋体" w:hAnsi="宋体" w:eastAsia="宋体" w:cs="宋体"/>
+        </w:rPr>
         <w:t>六、问题回答</w:t>
       </w:r>
     </w:p>
     <w:p>
-      <w:r>
+      <w:pPr>
+        <w:spacing w:line="360" w:lineRule="auto"/>
+        <w:rPr>
+          <w:rFonts w:hint="eastAsia" w:ascii="宋体" w:hAnsi="宋体" w:eastAsia="宋体" w:cs="宋体"/>
+        </w:rPr>
+      </w:pPr>
+      <w:r>
+        <w:rPr>
+          <w:rFonts w:hint="eastAsia" w:ascii="宋体" w:hAnsi="宋体" w:eastAsia="宋体" w:cs="宋体"/>
+        </w:rPr>
         <w:t>问题（1）：（1）通过本实验学习掌握求解调度问题。</w:t>
       </w:r>
     </w:p>
     <w:p>
-      <w:r>
+      <w:pPr>
+        <w:spacing w:line="360" w:lineRule="auto"/>
+        <w:rPr>
+          <w:rFonts w:hint="eastAsia" w:ascii="宋体" w:hAnsi="宋体" w:eastAsia="宋体" w:cs="宋体"/>
+        </w:rPr>
+      </w:pPr>
+      <w:r>
+        <w:rPr>
+          <w:rFonts w:hint="eastAsia" w:ascii="宋体" w:hAnsi="宋体" w:eastAsia="宋体" w:cs="宋体"/>
+        </w:rPr>
         <w:t>程序优先考虑“不完成代价最大”的作业。具体做法是先按扣分值从大到小排序，然后将每份作业安排到不晚于其截止日期的最靠后空闲时间；如果找不到这样的时间槽，就说明这份作业不可避免地会被拖期，其扣分计入总罚分。为了快速找到最近空闲时间，程序使用并查集维护可用时间槽。</w:t>
       </w:r>
     </w:p>
     <w:p>
-      <w:r>
+      <w:pPr>
+        <w:spacing w:line="360" w:lineRule="auto"/>
+        <w:rPr>
+          <w:rFonts w:hint="eastAsia" w:ascii="宋体" w:hAnsi="宋体" w:eastAsia="宋体" w:cs="宋体"/>
+        </w:rPr>
+      </w:pPr>
+      <w:r>
+        <w:rPr>
+          <w:rFonts w:hint="eastAsia" w:ascii="宋体" w:hAnsi="宋体" w:eastAsia="宋体" w:cs="宋体"/>
+        </w:rPr>
         <w:t>算法框架如下：</w:t>
       </w:r>
     </w:p>
     <w:p>
-      <w:r>
+      <w:pPr>
+        <w:spacing w:line="360" w:lineRule="auto"/>
+        <w:rPr>
+          <w:rFonts w:hint="eastAsia" w:ascii="宋体" w:hAnsi="宋体" w:eastAsia="宋体" w:cs="宋体"/>
+        </w:rPr>
+      </w:pPr>
+      <w:r>
+        <w:rPr>
+          <w:rFonts w:hint="eastAsia" w:ascii="宋体" w:hAnsi="宋体" w:eastAsia="宋体" w:cs="宋体"/>
+        </w:rPr>
         <w:t>1. 计算每份作业的截止日期和扣分值，并按扣分从大到小排序。</w:t>
       </w:r>
     </w:p>
     <w:p>
-      <w:r>
+      <w:pPr>
+        <w:spacing w:line="360" w:lineRule="auto"/>
+        <w:rPr>
+          <w:rFonts w:hint="eastAsia" w:ascii="宋体" w:hAnsi="宋体" w:eastAsia="宋体" w:cs="宋体"/>
+        </w:rPr>
+      </w:pPr>
+      <w:r>
+        <w:rPr>
+          <w:rFonts w:hint="eastAsia" w:ascii="宋体" w:hAnsi="宋体" w:eastAsia="宋体" w:cs="宋体"/>
+        </w:rPr>
         <w:t>2. 依次处理排序后的作业，优先保证高扣分作业按时完成。</w:t>
       </w:r>
     </w:p>
     <w:p>
-      <w:r>
+      <w:pPr>
+        <w:spacing w:line="360" w:lineRule="auto"/>
+        <w:rPr>
+          <w:rFonts w:hint="eastAsia" w:ascii="宋体" w:hAnsi="宋体" w:eastAsia="宋体" w:cs="宋体"/>
+        </w:rPr>
+      </w:pPr>
+      <w:r>
+        <w:rPr>
+          <w:rFonts w:hint="eastAsia" w:ascii="宋体" w:hAnsi="宋体" w:eastAsia="宋体" w:cs="宋体"/>
+        </w:rPr>
         <w:t>3. 为当前作业寻找一个不晚于其截止日期的最靠后空闲时间槽。</w:t>
       </w:r>
     </w:p>
     <w:p>
-      <w:r>
+      <w:pPr>
+        <w:spacing w:line="360" w:lineRule="auto"/>
+        <w:rPr>
+          <w:rFonts w:hint="eastAsia" w:ascii="宋体" w:hAnsi="宋体" w:eastAsia="宋体" w:cs="宋体"/>
+        </w:rPr>
+      </w:pPr>
+      <w:r>
+        <w:rPr>
+          <w:rFonts w:hint="eastAsia" w:ascii="宋体" w:hAnsi="宋体" w:eastAsia="宋体" w:cs="宋体"/>
+        </w:rPr>
         <w:t>4. 若找到可用时间槽，则安排该作业并更新空闲时间集合。</w:t>
       </w:r>
     </w:p>
     <w:p>
-      <w:r>
+      <w:pPr>
+        <w:spacing w:line="360" w:lineRule="auto"/>
+        <w:rPr>
+          <w:rFonts w:hint="eastAsia" w:ascii="宋体" w:hAnsi="宋体" w:eastAsia="宋体" w:cs="宋体"/>
+        </w:rPr>
+      </w:pPr>
+      <w:r>
+        <w:rPr>
+          <w:rFonts w:hint="eastAsia" w:ascii="宋体" w:hAnsi="宋体" w:eastAsia="宋体" w:cs="宋体"/>
+        </w:rPr>
         <w:t>5. 若找不到可用时间槽，则将该作业的扣分加入总扣分。</w:t>
       </w:r>
     </w:p>
     <w:p>
-      <w:r>
+      <w:pPr>
+        <w:spacing w:line="360" w:lineRule="auto"/>
+        <w:rPr>
+          <w:rFonts w:hint="eastAsia" w:ascii="宋体" w:hAnsi="宋体" w:eastAsia="宋体" w:cs="宋体"/>
+        </w:rPr>
+      </w:pPr>
+      <w:r>
+        <w:rPr>
+          <w:rFonts w:hint="eastAsia" w:ascii="宋体" w:hAnsi="宋体" w:eastAsia="宋体" w:cs="宋体"/>
+        </w:rPr>
         <w:t>6. 全部作业处理完成后，得到最少扣分值。</w:t>
       </w:r>
     </w:p>
     <w:p>
-      <w:r>
+      <w:pPr>
+        <w:spacing w:line="360" w:lineRule="auto"/>
+        <w:rPr>
+          <w:rFonts w:hint="eastAsia" w:ascii="宋体" w:hAnsi="宋体" w:eastAsia="宋体" w:cs="宋体"/>
+        </w:rPr>
+      </w:pPr>
+      <w:r>
+        <w:rPr>
+          <w:rFonts w:hint="eastAsia" w:ascii="宋体" w:hAnsi="宋体" w:eastAsia="宋体" w:cs="宋体"/>
+        </w:rPr>
         <w:t>问题（2）：（2）结合本章学习，贪心算法的一般求解过程及算法框架。</w:t>
       </w:r>
     </w:p>
     <w:p>
-      <w:r>
+      <w:pPr>
+        <w:spacing w:line="360" w:lineRule="auto"/>
+        <w:rPr>
+          <w:rFonts w:hint="eastAsia" w:ascii="宋体" w:hAnsi="宋体" w:eastAsia="宋体" w:cs="宋体"/>
+        </w:rPr>
+      </w:pPr>
+      <w:r>
+        <w:rPr>
+          <w:rFonts w:hint="eastAsia" w:ascii="宋体" w:hAnsi="宋体" w:eastAsia="宋体" w:cs="宋体"/>
+        </w:rPr>
         <w:t>排序需要 O(n log n) 时间；之后每份作业通过并查集查找和合并可用时间槽，均摊复杂度近似为常数，因此总时间复杂度为 O(n log n)。</w:t>
       </w:r>
     </w:p>
     <w:p>
       <w:pPr>
         <w:pStyle w:val="3"/>
-      </w:pPr>
-      <w:r>
+        <w:spacing w:line="360" w:lineRule="auto"/>
+        <w:rPr>
+          <w:rFonts w:hint="eastAsia" w:ascii="宋体" w:hAnsi="宋体" w:eastAsia="宋体" w:cs="宋体"/>
+        </w:rPr>
+      </w:pPr>
+      <w:r>
+        <w:rPr>
+          <w:rFonts w:hint="eastAsia" w:ascii="宋体" w:hAnsi="宋体" w:eastAsia="宋体" w:cs="宋体"/>
+        </w:rPr>
         <w:t>七、测试结果与分析</w:t>
       </w:r>
     </w:p>
     <w:p>
-      <w:r>
+      <w:pPr>
+        <w:spacing w:line="360" w:lineRule="auto"/>
+        <w:rPr>
+          <w:rFonts w:hint="eastAsia" w:ascii="宋体" w:hAnsi="宋体" w:eastAsia="宋体" w:cs="宋体"/>
+        </w:rPr>
+      </w:pPr>
+      <w:r>
+        <w:rPr>
+          <w:rFonts w:hint="eastAsia" w:ascii="宋体" w:hAnsi="宋体" w:eastAsia="宋体" w:cs="宋体"/>
+        </w:rPr>
         <w:t>1. 对指导书中的三组样例进行测试，程序输出 0、3、5，与标准输出完全一致。</w:t>
       </w:r>
     </w:p>
     <w:p>
-      <w:r>
+      <w:pPr>
+        <w:spacing w:line="360" w:lineRule="auto"/>
+        <w:rPr>
+          <w:rFonts w:hint="eastAsia" w:ascii="宋体" w:hAnsi="宋体" w:eastAsia="宋体" w:cs="宋体"/>
+        </w:rPr>
+      </w:pPr>
+      <w:r>
+        <w:rPr>
+          <w:rFonts w:hint="eastAsia" w:ascii="宋体" w:hAnsi="宋体" w:eastAsia="宋体" w:cs="宋体"/>
+        </w:rPr>
         <w:t>2. 排序后优先安排高扣分作业，能够有效减少最终总罚分。</w:t>
       </w:r>
     </w:p>
     <w:p>
-      <w:r>
+      <w:pPr>
+        <w:spacing w:line="360" w:lineRule="auto"/>
+        <w:rPr>
+          <w:rFonts w:hint="eastAsia" w:ascii="宋体" w:hAnsi="宋体" w:eastAsia="宋体" w:cs="宋体"/>
+        </w:rPr>
+      </w:pPr>
+      <w:r>
+        <w:rPr>
+          <w:rFonts w:hint="eastAsia" w:ascii="宋体" w:hAnsi="宋体" w:eastAsia="宋体" w:cs="宋体"/>
+        </w:rPr>
         <w:t>3. 并查集的加入使得每次安排时间槽的效率更高，适合较大规模输入。</w:t>
       </w:r>
     </w:p>
     <w:p>
       <w:pPr>
         <w:pStyle w:val="3"/>
-      </w:pPr>
-      <w:r>
+        <w:spacing w:line="360" w:lineRule="auto"/>
+        <w:rPr>
+          <w:rFonts w:hint="eastAsia" w:ascii="宋体" w:hAnsi="宋体" w:eastAsia="宋体" w:cs="宋体"/>
+        </w:rPr>
+      </w:pPr>
+      <w:r>
+        <w:rPr>
+          <w:rFonts w:hint="eastAsia" w:ascii="宋体" w:hAnsi="宋体" w:eastAsia="宋体" w:cs="宋体"/>
+        </w:rPr>
         <w:t>八、实验内容</w:t>
       </w:r>
     </w:p>
     <w:p>
-      <w:r>
+      <w:pPr>
+        <w:spacing w:line="360" w:lineRule="auto"/>
+        <w:rPr>
+          <w:rFonts w:hint="eastAsia" w:ascii="宋体" w:hAnsi="宋体" w:eastAsia="宋体" w:cs="宋体"/>
+        </w:rPr>
+      </w:pPr>
+      <w:r>
+        <w:rPr>
+          <w:rFonts w:hint="eastAsia" w:ascii="宋体" w:hAnsi="宋体" w:eastAsia="宋体" w:cs="宋体"/>
+        </w:rPr>
         <w:t>本实验的核心代码截图与运行结果截图如下：</w:t>
       </w:r>
     </w:p>
     <w:p>
       <w:pPr>
+        <w:spacing w:line="360" w:lineRule="auto"/>
         <w:jc w:val="center"/>
-      </w:pPr>
-      <w:r>
+        <w:rPr>
+          <w:rFonts w:hint="eastAsia" w:ascii="宋体" w:hAnsi="宋体" w:eastAsia="宋体" w:cs="宋体"/>
+        </w:rPr>
+      </w:pPr>
+      <w:r>
+        <w:rPr>
+          <w:rFonts w:hint="eastAsia" w:ascii="宋体" w:hAnsi="宋体" w:eastAsia="宋体" w:cs="宋体"/>
+        </w:rPr>
         <w:t>图 4-1 程序开头与并查集定义</w:t>
       </w:r>
     </w:p>
     <w:p>
       <w:pPr>
+        <w:spacing w:line="360" w:lineRule="auto"/>
         <w:jc w:val="center"/>
-      </w:pPr>
-      <w:r>
+        <w:rPr>
+          <w:rFonts w:hint="eastAsia" w:ascii="宋体" w:hAnsi="宋体" w:eastAsia="宋体" w:cs="宋体"/>
+        </w:rPr>
+      </w:pPr>
+      <w:r>
+        <w:rPr>
+          <w:rFonts w:hint="eastAsia" w:ascii="宋体" w:hAnsi="宋体" w:eastAsia="宋体" w:cs="宋体"/>
+        </w:rPr>
         <w:drawing>
-          <wp:inline xmlns:a="http://schemas.openxmlformats.org/drawingml/2006/main" xmlns:pic="http://schemas.openxmlformats.org/drawingml/2006/picture">
-            <wp:extent cx="5669280" cy="3421117"/>
+          <wp:inline distT="0" distB="0" distL="114300" distR="114300">
+            <wp:extent cx="5669280" cy="3420745"/>
+            <wp:effectExtent l="0" t="0" r="20320" b="8255"/>
             <wp:docPr id="8" name="Picture 8"/>
             <wp:cNvGraphicFramePr>
-              <a:graphicFrameLocks noChangeAspect="1"/>
+              <a:graphicFrameLocks xmlns:a="http://schemas.openxmlformats.org/drawingml/2006/main" noChangeAspect="1"/>
             </wp:cNvGraphicFramePr>
-            <a:graphic>
+            <a:graphic xmlns:a="http://schemas.openxmlformats.org/drawingml/2006/main">
               <a:graphicData uri="http://schemas.openxmlformats.org/drawingml/2006/picture">
-                <pic:pic>
+                <pic:pic xmlns:pic="http://schemas.openxmlformats.org/drawingml/2006/picture">
                   <pic:nvPicPr>
-                    <pic:cNvPr id="0" name="截屏2026-04-07 09.09.20.png"/>
-                    <pic:cNvPicPr/>
+                    <pic:cNvPr id="8" name="Picture 8"/>
+                    <pic:cNvPicPr>
+                      <a:picLocks noChangeAspect="1"/>
+                    </pic:cNvPicPr>
+                  </pic:nvPicPr>
+                  <pic:blipFill>
+                    <a:blip r:embed="rId5"/>
+                    <a:stretch>
+                      <a:fillRect/>
+                    </a:stretch>
+                  </pic:blipFill>
+                  <pic:spPr>
+                    <a:xfrm>
+                      <a:off x="0" y="0"/>
+                      <a:ext cx="5669280" cy="3421117"/>
+                    </a:xfrm>
+                    <a:prstGeom prst="rect">
+                      <a:avLst/>
+                    </a:prstGeom>
+                  </pic:spPr>
+                </pic:pic>
+              </a:graphicData>
+            </a:graphic>
+          </wp:inline>
+        </w:drawing>
+      </w:r>
+    </w:p>
+    <w:p>
+      <w:pPr>
+        <w:spacing w:line="360" w:lineRule="auto"/>
+        <w:jc w:val="center"/>
+        <w:rPr>
+          <w:rFonts w:hint="eastAsia" w:ascii="宋体" w:hAnsi="宋体" w:eastAsia="宋体" w:cs="宋体"/>
+        </w:rPr>
+      </w:pPr>
+      <w:r>
+        <w:rPr>
+          <w:rFonts w:hint="eastAsia" w:ascii="宋体" w:hAnsi="宋体" w:eastAsia="宋体" w:cs="宋体"/>
+        </w:rPr>
+        <w:t>图 4-2 输入处理与作业数据构造</w:t>
+      </w:r>
+    </w:p>
+    <w:p>
+      <w:pPr>
+        <w:spacing w:line="360" w:lineRule="auto"/>
+        <w:jc w:val="center"/>
+        <w:rPr>
+          <w:rFonts w:hint="eastAsia" w:ascii="宋体" w:hAnsi="宋体" w:eastAsia="宋体" w:cs="宋体"/>
+        </w:rPr>
+      </w:pPr>
+      <w:r>
+        <w:rPr>
+          <w:rFonts w:hint="eastAsia" w:ascii="宋体" w:hAnsi="宋体" w:eastAsia="宋体" w:cs="宋体"/>
+        </w:rPr>
+        <w:drawing>
+          <wp:inline distT="0" distB="0" distL="114300" distR="114300">
+            <wp:extent cx="5669280" cy="3420745"/>
+            <wp:effectExtent l="0" t="0" r="20320" b="8255"/>
+            <wp:docPr id="9" name="Picture 9"/>
+            <wp:cNvGraphicFramePr>
+              <a:graphicFrameLocks xmlns:a="http://schemas.openxmlformats.org/drawingml/2006/main" noChangeAspect="1"/>
+            </wp:cNvGraphicFramePr>
+            <a:graphic xmlns:a="http://schemas.openxmlformats.org/drawingml/2006/main">
+              <a:graphicData uri="http://schemas.openxmlformats.org/drawingml/2006/picture">
+                <pic:pic xmlns:pic="http://schemas.openxmlformats.org/drawingml/2006/picture">
+                  <pic:nvPicPr>
+                    <pic:cNvPr id="9" name="Picture 9"/>
+                    <pic:cNvPicPr>
+                      <a:picLocks noChangeAspect="1"/>
+                    </pic:cNvPicPr>
+                  </pic:nvPicPr>
+                  <pic:blipFill>
+                    <a:blip r:embed="rId6"/>
+                    <a:stretch>
+                      <a:fillRect/>
+                    </a:stretch>
+                  </pic:blipFill>
+                  <pic:spPr>
+                    <a:xfrm>
+                      <a:off x="0" y="0"/>
+                      <a:ext cx="5669280" cy="3421117"/>
+                    </a:xfrm>
+                    <a:prstGeom prst="rect">
+                      <a:avLst/>
+                    </a:prstGeom>
+                  </pic:spPr>
+                </pic:pic>
+              </a:graphicData>
+            </a:graphic>
+          </wp:inline>
+        </w:drawing>
+      </w:r>
+    </w:p>
+    <w:p>
+      <w:pPr>
+        <w:spacing w:line="360" w:lineRule="auto"/>
+        <w:jc w:val="center"/>
+        <w:rPr>
+          <w:rFonts w:hint="eastAsia" w:ascii="宋体" w:hAnsi="宋体" w:eastAsia="宋体" w:cs="宋体"/>
+        </w:rPr>
+      </w:pPr>
+      <w:r>
+        <w:rPr>
+          <w:rFonts w:hint="eastAsia" w:ascii="宋体" w:hAnsi="宋体" w:eastAsia="宋体" w:cs="宋体"/>
+        </w:rPr>
+        <w:t>图 4-3 贪心排序与最晚可行安排逻辑</w:t>
+      </w:r>
+    </w:p>
+    <w:p>
+      <w:pPr>
+        <w:spacing w:line="360" w:lineRule="auto"/>
+        <w:jc w:val="center"/>
+        <w:rPr>
+          <w:rFonts w:hint="eastAsia" w:ascii="宋体" w:hAnsi="宋体" w:eastAsia="宋体" w:cs="宋体"/>
+        </w:rPr>
+      </w:pPr>
+      <w:r>
+        <w:rPr>
+          <w:rFonts w:hint="eastAsia" w:ascii="宋体" w:hAnsi="宋体" w:eastAsia="宋体" w:cs="宋体"/>
+        </w:rPr>
+        <w:drawing>
+          <wp:inline distT="0" distB="0" distL="114300" distR="114300">
+            <wp:extent cx="5669280" cy="3420745"/>
+            <wp:effectExtent l="0" t="0" r="20320" b="8255"/>
+            <wp:docPr id="10" name="Picture 10"/>
+            <wp:cNvGraphicFramePr>
+              <a:graphicFrameLocks xmlns:a="http://schemas.openxmlformats.org/drawingml/2006/main" noChangeAspect="1"/>
+            </wp:cNvGraphicFramePr>
+            <a:graphic xmlns:a="http://schemas.openxmlformats.org/drawingml/2006/main">
+              <a:graphicData uri="http://schemas.openxmlformats.org/drawingml/2006/picture">
+                <pic:pic xmlns:pic="http://schemas.openxmlformats.org/drawingml/2006/picture">
+                  <pic:nvPicPr>
+                    <pic:cNvPr id="10" name="Picture 10"/>
+                    <pic:cNvPicPr>
+                      <a:picLocks noChangeAspect="1"/>
+                    </pic:cNvPicPr>
+                  </pic:nvPicPr>
+                  <pic:blipFill>
+                    <a:blip r:embed="rId7"/>
+                    <a:stretch>
+                      <a:fillRect/>
+                    </a:stretch>
+                  </pic:blipFill>
+                  <pic:spPr>
+                    <a:xfrm>
+                      <a:off x="0" y="0"/>
+                      <a:ext cx="5669280" cy="3421117"/>
+                    </a:xfrm>
+                    <a:prstGeom prst="rect">
+                      <a:avLst/>
+                    </a:prstGeom>
+                  </pic:spPr>
+                </pic:pic>
+              </a:graphicData>
+            </a:graphic>
+          </wp:inline>
+        </w:drawing>
+      </w:r>
+    </w:p>
+    <w:p>
+      <w:pPr>
+        <w:spacing w:line="360" w:lineRule="auto"/>
+        <w:jc w:val="center"/>
+        <w:rPr>
+          <w:rFonts w:hint="eastAsia" w:ascii="宋体" w:hAnsi="宋体" w:eastAsia="宋体" w:cs="宋体"/>
+        </w:rPr>
+      </w:pPr>
+      <w:r>
+        <w:rPr>
+          <w:rFonts w:hint="eastAsia" w:ascii="宋体" w:hAnsi="宋体" w:eastAsia="宋体" w:cs="宋体"/>
+        </w:rPr>
+        <w:t>图 4-4 实验四测试用例</w:t>
+      </w:r>
+    </w:p>
+    <w:p>
+      <w:pPr>
+        <w:spacing w:line="360" w:lineRule="auto"/>
+        <w:jc w:val="center"/>
+        <w:rPr>
+          <w:rFonts w:hint="eastAsia" w:ascii="宋体" w:hAnsi="宋体" w:eastAsia="宋体" w:cs="宋体"/>
+        </w:rPr>
+      </w:pPr>
+      <w:r>
+        <w:rPr>
+          <w:rFonts w:hint="eastAsia" w:ascii="宋体" w:hAnsi="宋体" w:eastAsia="宋体" w:cs="宋体"/>
+        </w:rPr>
+        <w:drawing>
+          <wp:inline distT="0" distB="0" distL="114300" distR="114300">
+            <wp:extent cx="5669280" cy="3420745"/>
+            <wp:effectExtent l="0" t="0" r="20320" b="8255"/>
+            <wp:docPr id="11" name="Picture 11"/>
+            <wp:cNvGraphicFramePr>
+              <a:graphicFrameLocks xmlns:a="http://schemas.openxmlformats.org/drawingml/2006/main" noChangeAspect="1"/>
+            </wp:cNvGraphicFramePr>
+            <a:graphic xmlns:a="http://schemas.openxmlformats.org/drawingml/2006/main">
+              <a:graphicData uri="http://schemas.openxmlformats.org/drawingml/2006/picture">
+                <pic:pic xmlns:pic="http://schemas.openxmlformats.org/drawingml/2006/picture">
+                  <pic:nvPicPr>
+                    <pic:cNvPr id="11" name="Picture 11"/>
+                    <pic:cNvPicPr>
+                      <a:picLocks noChangeAspect="1"/>
+                    </pic:cNvPicPr>
                   </pic:nvPicPr>
                   <pic:blipFill>
                     <a:blip r:embed="rId8"/>
@@ -1269,7 +1684,9 @@
                       <a:off x="0" y="0"/>
                       <a:ext cx="5669280" cy="3421117"/>
                     </a:xfrm>
-                    <a:prstGeom prst="rect"/>
+                    <a:prstGeom prst="rect">
+                      <a:avLst/>
+                    </a:prstGeom>
                   </pic:spPr>
                 </pic:pic>
               </a:graphicData>
@@ -1280,30 +1697,47 @@
     </w:p>
     <w:p>
       <w:pPr>
+        <w:spacing w:line="360" w:lineRule="auto"/>
         <w:jc w:val="center"/>
-      </w:pPr>
-      <w:r>
-        <w:t>图 4-2 输入处理与作业数据构造</w:t>
-      </w:r>
-    </w:p>
-    <w:p>
-      <w:pPr>
+        <w:rPr>
+          <w:rFonts w:hint="eastAsia" w:ascii="宋体" w:hAnsi="宋体" w:eastAsia="宋体" w:cs="宋体"/>
+        </w:rPr>
+      </w:pPr>
+      <w:r>
+        <w:rPr>
+          <w:rFonts w:hint="eastAsia" w:ascii="宋体" w:hAnsi="宋体" w:eastAsia="宋体" w:cs="宋体"/>
+        </w:rPr>
+        <w:t>图 4-5 实验四编译与运行结果</w:t>
+      </w:r>
+    </w:p>
+    <w:p>
+      <w:pPr>
+        <w:spacing w:line="360" w:lineRule="auto"/>
         <w:jc w:val="center"/>
-      </w:pPr>
-      <w:r>
+        <w:rPr>
+          <w:rFonts w:hint="eastAsia" w:ascii="宋体" w:hAnsi="宋体" w:eastAsia="宋体" w:cs="宋体"/>
+        </w:rPr>
+      </w:pPr>
+      <w:r>
+        <w:rPr>
+          <w:rFonts w:hint="eastAsia" w:ascii="宋体" w:hAnsi="宋体" w:eastAsia="宋体" w:cs="宋体"/>
+        </w:rPr>
         <w:drawing>
-          <wp:inline xmlns:a="http://schemas.openxmlformats.org/drawingml/2006/main" xmlns:pic="http://schemas.openxmlformats.org/drawingml/2006/picture">
-            <wp:extent cx="5669280" cy="3421117"/>
-            <wp:docPr id="9" name="Picture 9"/>
+          <wp:inline distT="0" distB="0" distL="114300" distR="114300">
+            <wp:extent cx="5669280" cy="3563620"/>
+            <wp:effectExtent l="0" t="0" r="0" b="0"/>
+            <wp:docPr id="12" name="Picture 12"/>
             <wp:cNvGraphicFramePr>
-              <a:graphicFrameLocks noChangeAspect="1"/>
+              <a:graphicFrameLocks xmlns:a="http://schemas.openxmlformats.org/drawingml/2006/main" noChangeAspect="1"/>
             </wp:cNvGraphicFramePr>
-            <a:graphic>
+            <a:graphic xmlns:a="http://schemas.openxmlformats.org/drawingml/2006/main">
               <a:graphicData uri="http://schemas.openxmlformats.org/drawingml/2006/picture">
-                <pic:pic>
+                <pic:pic xmlns:pic="http://schemas.openxmlformats.org/drawingml/2006/picture">
                   <pic:nvPicPr>
-                    <pic:cNvPr id="0" name="截屏2026-04-07 09.09.27.png"/>
-                    <pic:cNvPicPr/>
+                    <pic:cNvPr id="12" name="Picture 12"/>
+                    <pic:cNvPicPr>
+                      <a:picLocks noChangeAspect="1"/>
+                    </pic:cNvPicPr>
                   </pic:nvPicPr>
                   <pic:blipFill>
                     <a:blip r:embed="rId9"/>
@@ -1314,9 +1748,11 @@
                   <pic:spPr>
                     <a:xfrm>
                       <a:off x="0" y="0"/>
-                      <a:ext cx="5669280" cy="3421117"/>
+                      <a:ext cx="5669280" cy="3563714"/>
                     </a:xfrm>
-                    <a:prstGeom prst="rect"/>
+                    <a:prstGeom prst="rect">
+                      <a:avLst/>
+                    </a:prstGeom>
                   </pic:spPr>
                 </pic:pic>
               </a:graphicData>
@@ -1327,155 +1763,30 @@
     </w:p>
     <w:p>
       <w:pPr>
-        <w:jc w:val="center"/>
-      </w:pPr>
-      <w:r>
-        <w:t>图 4-3 贪心排序与最晚可行安排逻辑</w:t>
-      </w:r>
-    </w:p>
-    <w:p>
-      <w:pPr>
-        <w:jc w:val="center"/>
-      </w:pPr>
-      <w:r>
-        <w:drawing>
-          <wp:inline xmlns:a="http://schemas.openxmlformats.org/drawingml/2006/main" xmlns:pic="http://schemas.openxmlformats.org/drawingml/2006/picture">
-            <wp:extent cx="5669280" cy="3421117"/>
-            <wp:docPr id="10" name="Picture 10"/>
-            <wp:cNvGraphicFramePr>
-              <a:graphicFrameLocks noChangeAspect="1"/>
-            </wp:cNvGraphicFramePr>
-            <a:graphic>
-              <a:graphicData uri="http://schemas.openxmlformats.org/drawingml/2006/picture">
-                <pic:pic>
-                  <pic:nvPicPr>
-                    <pic:cNvPr id="0" name="截屏2026-04-07 09.09.30.png"/>
-                    <pic:cNvPicPr/>
-                  </pic:nvPicPr>
-                  <pic:blipFill>
-                    <a:blip r:embed="rId10"/>
-                    <a:stretch>
-                      <a:fillRect/>
-                    </a:stretch>
-                  </pic:blipFill>
-                  <pic:spPr>
-                    <a:xfrm>
-                      <a:off x="0" y="0"/>
-                      <a:ext cx="5669280" cy="3421117"/>
-                    </a:xfrm>
-                    <a:prstGeom prst="rect"/>
-                  </pic:spPr>
-                </pic:pic>
-              </a:graphicData>
-            </a:graphic>
-          </wp:inline>
-        </w:drawing>
-      </w:r>
-    </w:p>
-    <w:p>
-      <w:pPr>
-        <w:jc w:val="center"/>
-      </w:pPr>
-      <w:r>
-        <w:t>图 4-4 实验四测试用例</w:t>
-      </w:r>
-    </w:p>
-    <w:p>
-      <w:pPr>
-        <w:jc w:val="center"/>
-      </w:pPr>
-      <w:r>
-        <w:drawing>
-          <wp:inline xmlns:a="http://schemas.openxmlformats.org/drawingml/2006/main" xmlns:pic="http://schemas.openxmlformats.org/drawingml/2006/picture">
-            <wp:extent cx="5669280" cy="3421117"/>
-            <wp:docPr id="11" name="Picture 11"/>
-            <wp:cNvGraphicFramePr>
-              <a:graphicFrameLocks noChangeAspect="1"/>
-            </wp:cNvGraphicFramePr>
-            <a:graphic>
-              <a:graphicData uri="http://schemas.openxmlformats.org/drawingml/2006/picture">
-                <pic:pic>
-                  <pic:nvPicPr>
-                    <pic:cNvPr id="0" name="截屏2026-04-07 09.09.36.png"/>
-                    <pic:cNvPicPr/>
-                  </pic:nvPicPr>
-                  <pic:blipFill>
-                    <a:blip r:embed="rId11"/>
-                    <a:stretch>
-                      <a:fillRect/>
-                    </a:stretch>
-                  </pic:blipFill>
-                  <pic:spPr>
-                    <a:xfrm>
-                      <a:off x="0" y="0"/>
-                      <a:ext cx="5669280" cy="3421117"/>
-                    </a:xfrm>
-                    <a:prstGeom prst="rect"/>
-                  </pic:spPr>
-                </pic:pic>
-              </a:graphicData>
-            </a:graphic>
-          </wp:inline>
-        </w:drawing>
-      </w:r>
-    </w:p>
-    <w:p>
-      <w:pPr>
-        <w:jc w:val="center"/>
-      </w:pPr>
-      <w:r>
-        <w:t>图 4-5 实验四编译与运行结果</w:t>
-      </w:r>
-    </w:p>
-    <w:p>
-      <w:pPr>
-        <w:jc w:val="center"/>
-      </w:pPr>
-      <w:r>
-        <w:drawing>
-          <wp:inline xmlns:a="http://schemas.openxmlformats.org/drawingml/2006/main" xmlns:pic="http://schemas.openxmlformats.org/drawingml/2006/picture">
-            <wp:extent cx="5669280" cy="3563714"/>
-            <wp:docPr id="12" name="Picture 12"/>
-            <wp:cNvGraphicFramePr>
-              <a:graphicFrameLocks noChangeAspect="1"/>
-            </wp:cNvGraphicFramePr>
-            <a:graphic>
-              <a:graphicData uri="http://schemas.openxmlformats.org/drawingml/2006/picture">
-                <pic:pic>
-                  <pic:nvPicPr>
-                    <pic:cNvPr id="0" name="截屏2026-04-07 09.10.17.png"/>
-                    <pic:cNvPicPr/>
-                  </pic:nvPicPr>
-                  <pic:blipFill>
-                    <a:blip r:embed="rId12"/>
-                    <a:stretch>
-                      <a:fillRect/>
-                    </a:stretch>
-                  </pic:blipFill>
-                  <pic:spPr>
-                    <a:xfrm>
-                      <a:off x="0" y="0"/>
-                      <a:ext cx="5669280" cy="3563714"/>
-                    </a:xfrm>
-                    <a:prstGeom prst="rect"/>
-                  </pic:spPr>
-                </pic:pic>
-              </a:graphicData>
-            </a:graphic>
-          </wp:inline>
-        </w:drawing>
-      </w:r>
-    </w:p>
-    <w:p>
-      <w:pPr>
         <w:pStyle w:val="3"/>
-      </w:pPr>
-      <w:r>
+        <w:spacing w:line="360" w:lineRule="auto"/>
+        <w:rPr>
+          <w:rFonts w:hint="eastAsia" w:ascii="宋体" w:hAnsi="宋体" w:eastAsia="宋体" w:cs="宋体"/>
+        </w:rPr>
+      </w:pPr>
+      <w:r>
+        <w:rPr>
+          <w:rFonts w:hint="eastAsia" w:ascii="宋体" w:hAnsi="宋体" w:eastAsia="宋体" w:cs="宋体"/>
+        </w:rPr>
         <w:t>九、实验总结</w:t>
       </w:r>
     </w:p>
     <w:p>
-      <w:r>
+      <w:pPr>
+        <w:spacing w:line="360" w:lineRule="auto"/>
+        <w:rPr>
+          <w:rFonts w:hint="eastAsia" w:ascii="宋体" w:hAnsi="宋体" w:eastAsia="宋体" w:cs="宋体"/>
+        </w:rPr>
+      </w:pPr>
+      <w:r>
+        <w:rPr>
+          <w:rFonts w:hint="eastAsia" w:ascii="宋体" w:hAnsi="宋体" w:eastAsia="宋体" w:cs="宋体"/>
+        </w:rPr>
         <w:t>通过本实验，掌握了调度问题中“局部最优选择”的设计方法，并理解了贪心算法适用的关键条件：贪心选择性质和最优子结构性质。</w:t>
       </w:r>
     </w:p>
@@ -2091,21 +2402,4 @@
   </a:themeElements>
   <a:objectDefaults/>
 </a:theme>
-</file>
-
-<file path=customXml/item1.xml><?xml version="1.0" encoding="utf-8"?>
-<s:customData xmlns="http://www.wps.cn/officeDocument/2013/wpsCustomData" xmlns:s="http://www.wps.cn/officeDocument/2013/wpsCustomData">
-  <customSectProps/>
-  <customShpExts>
-    <customShpInfo spid="_x0000_s1026"/>
-  </customShpExts>
-</s:customData>
-</file>
-
-<file path=customXml/itemProps1.xml><?xml version="1.0" encoding="utf-8"?>
-<ds:datastoreItem xmlns:ds="http://schemas.openxmlformats.org/officeDocument/2006/customXml" ds:itemID="{B1977F7D-205B-4081-913C-38D41E755F92}">
-  <ds:schemaRefs>
-    <ds:schemaRef ds:uri="http://www.wps.cn/officeDocument/2013/wpsCustomData"/>
-  </ds:schemaRefs>
-</ds:datastoreItem>
 </file>